--- a/lucas_roger/Trabalho Final - CMP196.docx
+++ b/lucas_roger/Trabalho Final - CMP196.docx
@@ -4,6 +4,72 @@
   <w:body>
     <w:p>
       <w:pPr>
+        <w:pStyle w:val="Title"/>
+        <w:keepNext w:val="0"/>
+        <w:keepLines w:val="0"/>
+        <w:pageBreakBefore w:val="0"/>
+        <w:widowControl w:val="0"/>
+        <w:pBdr>
+          <w:top w:space="0" w:sz="0" w:val="nil"/>
+          <w:left w:space="0" w:sz="0" w:val="nil"/>
+          <w:bottom w:space="0" w:sz="0" w:val="nil"/>
+          <w:right w:space="0" w:sz="0" w:val="nil"/>
+          <w:between w:space="0" w:sz="0" w:val="nil"/>
+        </w:pBdr>
+        <w:shd w:fill="auto" w:val="clear"/>
+        <w:spacing w:after="0" w:before="0" w:line="276" w:lineRule="auto"/>
+        <w:ind w:left="0" w:right="0" w:firstLine="0"/>
+        <w:jc w:val="left"/>
+        <w:rPr>
+          <w:rFonts w:ascii="Arial" w:cs="Arial" w:eastAsia="Arial" w:hAnsi="Arial"/>
+          <w:b w:val="0"/>
+          <w:bCs w:val="0"/>
+          <w:i w:val="0"/>
+          <w:iCs w:val="0"/>
+          <w:smallCaps w:val="0"/>
+          <w:strike w:val="0"/>
+          <w:color w:val="000000"/>
+          <w:sz w:val="22"/>
+          <w:szCs w:val="22"/>
+          <w:u w:val="none"/>
+          <w:shd w:fill="auto" w:val="clear"/>
+          <w:vertAlign w:val="baseline"/>
+        </w:rPr>
+        <w:sectPr>
+          <w:pgSz w:h="16834" w:w="11909" w:orient="portrait"/>
+          <w:pgMar w:bottom="566.9291338582677" w:top="566.9291338582677" w:left="566.9291338582677" w:right="566.9291338582677" w:header="720" w:footer="720"/>
+          <w:pgNumType w:start="1"/>
+        </w:sectPr>
+      </w:pPr>
+      <w:bookmarkStart w:colFirst="0" w:colLast="0" w:name="_uupu6fqz4ixp" w:id="0"/>
+      <w:bookmarkEnd w:id="0"/>
+      <w:r>
+        <w:rPr>
+          <w:rFonts w:ascii="Arial" w:cs="Arial" w:eastAsia="Arial" w:hAnsi="Arial"/>
+          <w:b w:val="0"/>
+          <w:bCs w:val="0"/>
+          <w:i w:val="0"/>
+          <w:iCs w:val="0"/>
+          <w:smallCaps w:val="0"/>
+          <w:strike w:val="0"/>
+          <w:color w:val="000000"/>
+          <w:sz w:val="52"/>
+          <w:szCs w:val="52"/>
+          <w:u w:val="none"/>
+          <w:shd w:fill="auto" w:val="clear"/>
+          <w:vertAlign w:val="baseline"/>
+          <w:rtl w:val="0"/>
+        </w:rPr>
+        <w:t xml:space="preserve">Guia 1</w:t>
+      </w:r>
+      <w:r>
+        <w:rPr>
+          <w:rtl w:val="0"/>
+        </w:rPr>
+      </w:r>
+    </w:p>
+    <w:p>
+      <w:pPr>
         <w:jc w:val="center"/>
         <w:rPr>
           <w:b w:val="1"/>
@@ -99,12 +165,11 @@
           <w:szCs w:val="24"/>
           <w:rtl w:val="0"/>
         </w:rPr>
-        <w:t xml:space="preserve">COLAR AQUI O LINK DO GITHUB</w:t>
-      </w:r>
-    </w:p>
-    <w:p>
-      <w:pPr>
-        <w:jc w:val="left"/>
+        <w:t xml:space="preserve">https://github.com/BDI-UFRGS/CMP196/lucas_roger</w:t>
+      </w:r>
+    </w:p>
+    <w:p>
+      <w:pPr>
         <w:rPr>
           <w:sz w:val="24"/>
           <w:szCs w:val="24"/>
@@ -161,18 +226,38 @@
       <w:pPr>
         <w:ind w:firstLine="720"/>
         <w:jc w:val="both"/>
-        <w:rPr>
-          <w:sz w:val="24"/>
-          <w:szCs w:val="24"/>
-        </w:rPr>
-      </w:pPr>
-      <w:r>
-        <w:rPr>
-          <w:sz w:val="24"/>
-          <w:szCs w:val="24"/>
-          <w:rtl w:val="0"/>
-        </w:rPr>
-        <w:t xml:space="preserve">O domínio modelado é um monitoramento preditivo de um motor por meio de sensores e de um modelo de Machine Learning. A ontologia representa o motor como entidade material central, suas partes, suas qualidades observáveis e sua suscetibilidade à falha. O motor possui partes materiais, como pistão, virabrequim, sistema de ignição e sistema de injeção de combustível. Também possui </w:t>
+        <w:rPr/>
+      </w:pPr>
+      <w:r>
+        <w:rPr>
+          <w:sz w:val="24"/>
+          <w:szCs w:val="24"/>
+          <w:rtl w:val="0"/>
+        </w:rPr>
+        <w:t xml:space="preserve">Digital Twins são representações virtuais de sistemas físicos que permitem a realização de raciocínios e predições essenciais para a tomada de decisão. Contudo, a eficácia dessas representações depende de um modelo semântico robusto sobre o domínio de operação. Neste trabalho, propomos um modelo ontológico para o monitoramento preditivo de motores de combustão, integrando sensores e técnicas de aprendizado de máquina. A ontologia estrutura o motor como entidade material central, compreendendo seus componentes, qualidades observáveis e a suscetibilidade a falhas. Entre seus componentes materiais, destacam-se o pistão, ao virabrequim e os sistemas de ignição e de injeção de combustível. Adicionalmente, o modelo contempla qualidades operacionais observáveis, como temperatura, vibração e velocidade de rotação.</w:t>
+      </w:r>
+      <w:r>
+        <w:rPr>
+          <w:rtl w:val="0"/>
+        </w:rPr>
+      </w:r>
+    </w:p>
+    <w:p>
+      <w:pPr>
+        <w:ind w:firstLine="720"/>
+        <w:jc w:val="both"/>
+        <w:rPr>
+          <w:sz w:val="24"/>
+          <w:szCs w:val="24"/>
+        </w:rPr>
+      </w:pPr>
+      <w:r>
+        <w:rPr>
+          <w:sz w:val="24"/>
+          <w:szCs w:val="24"/>
+          <w:rtl w:val="0"/>
+        </w:rPr>
+        <w:t xml:space="preserve">As qualidades do motor são representadas como </w:t>
       </w:r>
       <w:r>
         <w:rPr>
@@ -180,44 +265,17 @@
           <w:iCs w:val="1"/>
           <w:sz w:val="24"/>
           <w:szCs w:val="24"/>
-          <w:u w:val="single"/>
-          <w:rtl w:val="0"/>
-        </w:rPr>
-        <w:t xml:space="preserve">qualidades</w:t>
-      </w:r>
-      <w:r>
-        <w:rPr>
-          <w:sz w:val="24"/>
-          <w:szCs w:val="24"/>
-          <w:rtl w:val="0"/>
-        </w:rPr>
-        <w:t xml:space="preserve"> </w:t>
-      </w:r>
-      <w:r>
-        <w:rPr>
-          <w:sz w:val="24"/>
-          <w:szCs w:val="24"/>
-          <w:rtl w:val="0"/>
-        </w:rPr>
-        <w:t xml:space="preserve">que podem ser observadas durante sua operação, como temperatura, vibração e velocidade de rotação.</w:t>
-      </w:r>
-    </w:p>
-    <w:p>
-      <w:pPr>
-        <w:ind w:left="0" w:firstLine="720"/>
-        <w:jc w:val="both"/>
-        <w:rPr>
-          <w:sz w:val="24"/>
-          <w:szCs w:val="24"/>
-        </w:rPr>
-      </w:pPr>
-      <w:r>
-        <w:rPr>
-          <w:sz w:val="24"/>
-          <w:szCs w:val="24"/>
-          <w:rtl w:val="0"/>
-        </w:rPr>
-        <w:t xml:space="preserve">As qualidades do motor são representadas como </w:t>
+          <w:rtl w:val="0"/>
+        </w:rPr>
+        <w:t xml:space="preserve">continuantes dependentes</w:t>
+      </w:r>
+      <w:r>
+        <w:rPr>
+          <w:sz w:val="24"/>
+          <w:szCs w:val="24"/>
+          <w:rtl w:val="0"/>
+        </w:rPr>
+        <w:t xml:space="preserve">, pois inerem no motor e não existem isoladamente. Os dados de medição, por sua vez, são </w:t>
       </w:r>
       <w:r>
         <w:rPr>
@@ -227,15 +285,15 @@
           <w:szCs w:val="24"/>
           <w:rtl w:val="0"/>
         </w:rPr>
-        <w:t xml:space="preserve">continuantes dependentes</w:t>
-      </w:r>
-      <w:r>
-        <w:rPr>
-          <w:sz w:val="24"/>
-          <w:szCs w:val="24"/>
-          <w:rtl w:val="0"/>
-        </w:rPr>
-        <w:t xml:space="preserve">, pois inerem no motor e não existem isoladamente. Os dados de medição, por sua vez, são </w:t>
+        <w:t xml:space="preserve">entidades informacionais</w:t>
+      </w:r>
+      <w:r>
+        <w:rPr>
+          <w:sz w:val="24"/>
+          <w:szCs w:val="24"/>
+          <w:rtl w:val="0"/>
+        </w:rPr>
+        <w:t xml:space="preserve"> sobre essas </w:t>
       </w:r>
       <w:r>
         <w:rPr>
@@ -245,15 +303,33 @@
           <w:szCs w:val="24"/>
           <w:rtl w:val="0"/>
         </w:rPr>
-        <w:t xml:space="preserve">entidades informacionais</w:t>
-      </w:r>
-      <w:r>
-        <w:rPr>
-          <w:sz w:val="24"/>
-          <w:szCs w:val="24"/>
-          <w:rtl w:val="0"/>
-        </w:rPr>
-        <w:t xml:space="preserve"> sobre essas </w:t>
+        <w:t xml:space="preserve">qualidades</w:t>
+      </w:r>
+      <w:r>
+        <w:rPr>
+          <w:sz w:val="24"/>
+          <w:szCs w:val="24"/>
+          <w:rtl w:val="0"/>
+        </w:rPr>
+        <w:t xml:space="preserve">. Assim, a ontologia distingue a qualidade física observada, como a temperatura do motor, do dado informacional produzido sobre essa qualidade, como um dado de temperatura.</w:t>
+      </w:r>
+    </w:p>
+    <w:p>
+      <w:pPr>
+        <w:ind w:firstLine="720"/>
+        <w:jc w:val="both"/>
+        <w:rPr>
+          <w:sz w:val="24"/>
+          <w:szCs w:val="24"/>
+        </w:rPr>
+      </w:pPr>
+      <w:r>
+        <w:rPr>
+          <w:sz w:val="24"/>
+          <w:szCs w:val="24"/>
+          <w:rtl w:val="0"/>
+        </w:rPr>
+        <w:t xml:space="preserve">No recorte físico do domínio, foram modelados três processos relacionados temporalmente. O </w:t>
       </w:r>
       <w:r>
         <w:rPr>
@@ -263,15 +339,15 @@
           <w:szCs w:val="24"/>
           <w:rtl w:val="0"/>
         </w:rPr>
-        <w:t xml:space="preserve">qualidades</w:t>
-      </w:r>
-      <w:r>
-        <w:rPr>
-          <w:sz w:val="24"/>
-          <w:szCs w:val="24"/>
-          <w:rtl w:val="0"/>
-        </w:rPr>
-        <w:t xml:space="preserve">. Assim, a ontologia distingue a qualidade física observada, como a temperatura do motor, do dado informacional produzido sobre essa qualidade, como um dado de temperatura.</w:t>
+        <w:t xml:space="preserve">motor start process</w:t>
+      </w:r>
+      <w:r>
+        <w:rPr>
+          <w:sz w:val="24"/>
+          <w:szCs w:val="24"/>
+          <w:rtl w:val="0"/>
+        </w:rPr>
+        <w:t xml:space="preserve"> representa o processo de partida do motor, no qual o motor passa de uma condição de  “parado” para uma condição de “em funcionamento”. Esse processo tem como participantes o motor e componentes materiais envolvidos na partida, como pistão, virabrequim, sistema de ignição e sistema de injeção de combustível.</w:t>
       </w:r>
     </w:p>
     <w:p>
@@ -289,7 +365,7 @@
           <w:szCs w:val="24"/>
           <w:rtl w:val="0"/>
         </w:rPr>
-        <w:t xml:space="preserve">No recorte físico do domínio, foram modelados três processos relacionados temporalmente. O </w:t>
+        <w:t xml:space="preserve">O </w:t>
       </w:r>
       <w:r>
         <w:rPr>
@@ -299,6 +375,24 @@
           <w:szCs w:val="24"/>
           <w:rtl w:val="0"/>
         </w:rPr>
+        <w:t xml:space="preserve">motor operation process</w:t>
+      </w:r>
+      <w:r>
+        <w:rPr>
+          <w:sz w:val="24"/>
+          <w:szCs w:val="24"/>
+          <w:rtl w:val="0"/>
+        </w:rPr>
+        <w:t xml:space="preserve"> representa o processo de operação do motor após a partida. Ele tem o motor como participante e está associado à manifestação de qualidades observáveis do motor, como temperatura, vibração e velocidade de rotação. Na modelagem proposta, esse processo é precedido pelo </w:t>
+      </w:r>
+      <w:r>
+        <w:rPr>
+          <w:i w:val="1"/>
+          <w:iCs w:val="1"/>
+          <w:sz w:val="24"/>
+          <w:szCs w:val="24"/>
+          <w:rtl w:val="0"/>
+        </w:rPr>
         <w:t xml:space="preserve">motor start process</w:t>
       </w:r>
       <w:r>
@@ -307,7 +401,7 @@
           <w:szCs w:val="24"/>
           <w:rtl w:val="0"/>
         </w:rPr>
-        <w:t xml:space="preserve"> representa o processo de partida do motor, no qual o motor passa de uma condição de  “parado” para uma condição de “em funcionamento”. Esse processo tem como participantes o motor e componentes materiais envolvidos na partida, como pistão, virabrequim, sistema de ignição e sistema de injeção de combustível.</w:t>
+        <w:t xml:space="preserve">, pois a operação regular do motor ocorre após a partida.</w:t>
       </w:r>
     </w:p>
     <w:p>
@@ -335,15 +429,15 @@
           <w:szCs w:val="24"/>
           <w:rtl w:val="0"/>
         </w:rPr>
-        <w:t xml:space="preserve">motor operation process</w:t>
-      </w:r>
-      <w:r>
-        <w:rPr>
-          <w:sz w:val="24"/>
-          <w:szCs w:val="24"/>
-          <w:rtl w:val="0"/>
-        </w:rPr>
-        <w:t xml:space="preserve"> representa o processo de operação do motor após a partida. Ele tem o motor como participante e está associado à manifestação de qualidades observáveis do motor, como temperatura, vibração e velocidade de rotação. Na modelagem proposta, esse processo é precedido pelo </w:t>
+        <w:t xml:space="preserve">motor_stop_process</w:t>
+      </w:r>
+      <w:r>
+        <w:rPr>
+          <w:sz w:val="24"/>
+          <w:szCs w:val="24"/>
+          <w:rtl w:val="0"/>
+        </w:rPr>
+        <w:t xml:space="preserve"> representa o processo de parada do motor, no qual o motor passa de uma condição de funcionamento para uma condição parada. Esse processo também tem como participantes o motor e componentes materiais envolvidos na operação mecânica. Na modelagem proposta, ele é precedido pelo </w:t>
       </w:r>
       <w:r>
         <w:rPr>
@@ -353,15 +447,15 @@
           <w:szCs w:val="24"/>
           <w:rtl w:val="0"/>
         </w:rPr>
-        <w:t xml:space="preserve">motor start process</w:t>
-      </w:r>
-      <w:r>
-        <w:rPr>
-          <w:sz w:val="24"/>
-          <w:szCs w:val="24"/>
-          <w:rtl w:val="0"/>
-        </w:rPr>
-        <w:t xml:space="preserve">, pois a operação regular do motor ocorre após a partida.</w:t>
+        <w:t xml:space="preserve">motor operation process</w:t>
+      </w:r>
+      <w:r>
+        <w:rPr>
+          <w:sz w:val="24"/>
+          <w:szCs w:val="24"/>
+          <w:rtl w:val="0"/>
+        </w:rPr>
+        <w:t xml:space="preserve">, pois a parada ocorre após um período de operação.</w:t>
       </w:r>
     </w:p>
     <w:p>
@@ -379,7 +473,7 @@
           <w:szCs w:val="24"/>
           <w:rtl w:val="0"/>
         </w:rPr>
-        <w:t xml:space="preserve">O </w:t>
+        <w:t xml:space="preserve">Também foi modelado o </w:t>
       </w:r>
       <w:r>
         <w:rPr>
@@ -389,60 +483,6 @@
           <w:szCs w:val="24"/>
           <w:rtl w:val="0"/>
         </w:rPr>
-        <w:t xml:space="preserve">motor_stop_process</w:t>
-      </w:r>
-      <w:r>
-        <w:rPr>
-          <w:sz w:val="24"/>
-          <w:szCs w:val="24"/>
-          <w:rtl w:val="0"/>
-        </w:rPr>
-        <w:t xml:space="preserve"> representa o processo de parada do motor, no qual o motor passa de uma condição de funcionamento para uma condição parada. Esse processo também tem como participantes o motor e componentes materiais envolvidos na operação mecânica. Na modelagem proposta, ele é precedido pelo </w:t>
-      </w:r>
-      <w:r>
-        <w:rPr>
-          <w:i w:val="1"/>
-          <w:iCs w:val="1"/>
-          <w:sz w:val="24"/>
-          <w:szCs w:val="24"/>
-          <w:rtl w:val="0"/>
-        </w:rPr>
-        <w:t xml:space="preserve">motor operation process</w:t>
-      </w:r>
-      <w:r>
-        <w:rPr>
-          <w:sz w:val="24"/>
-          <w:szCs w:val="24"/>
-          <w:rtl w:val="0"/>
-        </w:rPr>
-        <w:t xml:space="preserve">, pois a parada ocorre após um período de operação.</w:t>
-      </w:r>
-    </w:p>
-    <w:p>
-      <w:pPr>
-        <w:ind w:firstLine="720"/>
-        <w:jc w:val="both"/>
-        <w:rPr>
-          <w:sz w:val="24"/>
-          <w:szCs w:val="24"/>
-        </w:rPr>
-      </w:pPr>
-      <w:r>
-        <w:rPr>
-          <w:sz w:val="24"/>
-          <w:szCs w:val="24"/>
-          <w:rtl w:val="0"/>
-        </w:rPr>
-        <w:t xml:space="preserve">Também foi modelado o </w:t>
-      </w:r>
-      <w:r>
-        <w:rPr>
-          <w:i w:val="1"/>
-          <w:iCs w:val="1"/>
-          <w:sz w:val="24"/>
-          <w:szCs w:val="24"/>
-          <w:rtl w:val="0"/>
-        </w:rPr>
         <w:t xml:space="preserve">predictive computation process</w:t>
       </w:r>
       <w:r>
@@ -453,6 +493,40 @@
         </w:rPr>
         <w:t xml:space="preserve">, definido como um processo computacional que utiliza um conjunto de dados de entrada sobre as qualidades do motor e um modelo de Machine Learning para produzir uma predição. Essa predição é uma entidade informacional sobre a suscetibilidade à falha do motor. Dessa forma, a ontologia relaciona o domínio físico do motor, seus dados observacionais e a camada computacional de predição.</w:t>
       </w:r>
+    </w:p>
+    <w:p>
+      <w:pPr>
+        <w:rPr>
+          <w:sz w:val="24"/>
+          <w:szCs w:val="24"/>
+        </w:rPr>
+      </w:pPr>
+      <w:r>
+        <w:rPr>
+          <w:rtl w:val="0"/>
+        </w:rPr>
+      </w:r>
+    </w:p>
+    <w:p>
+      <w:pPr>
+        <w:rPr>
+          <w:sz w:val="24"/>
+          <w:szCs w:val="24"/>
+        </w:rPr>
+      </w:pPr>
+      <w:r>
+        <w:rPr>
+          <w:rtl w:val="0"/>
+        </w:rPr>
+      </w:r>
+    </w:p>
+    <w:p>
+      <w:pPr>
+        <w:rPr>
+          <w:sz w:val="24"/>
+          <w:szCs w:val="24"/>
+        </w:rPr>
+      </w:pPr>
       <w:r>
         <w:rPr>
           <w:rtl w:val="0"/>
@@ -921,28 +995,28 @@
     </w:p>
     <w:p>
       <w:pPr>
-        <w:rPr>
-          <w:b w:val="1"/>
-          <w:bCs w:val="1"/>
-          <w:sz w:val="24"/>
-          <w:szCs w:val="24"/>
-          <w:u w:val="single"/>
-        </w:rPr>
-      </w:pPr>
-      <w:r>
-        <w:rPr>
-          <w:rtl w:val="0"/>
-        </w:rPr>
-      </w:r>
-    </w:p>
-    <w:p>
-      <w:pPr>
-        <w:rPr>
-          <w:b w:val="1"/>
-          <w:bCs w:val="1"/>
-          <w:sz w:val="24"/>
-          <w:szCs w:val="24"/>
-          <w:u w:val="single"/>
+        <w:ind w:left="720" w:firstLine="0"/>
+        <w:rPr>
+          <w:b w:val="1"/>
+          <w:bCs w:val="1"/>
+          <w:sz w:val="26"/>
+          <w:szCs w:val="26"/>
+        </w:rPr>
+      </w:pPr>
+      <w:r>
+        <w:rPr>
+          <w:rtl w:val="0"/>
+        </w:rPr>
+      </w:r>
+    </w:p>
+    <w:p>
+      <w:pPr>
+        <w:ind w:left="720" w:firstLine="0"/>
+        <w:rPr>
+          <w:b w:val="1"/>
+          <w:bCs w:val="1"/>
+          <w:sz w:val="26"/>
+          <w:szCs w:val="26"/>
         </w:rPr>
       </w:pPr>
       <w:r>
@@ -1007,7 +1081,7 @@
     <w:tbl>
       <w:tblPr>
         <w:tblStyle w:val="Table1"/>
-        <w:tblpPr w:leftFromText="180" w:rightFromText="180" w:topFromText="180" w:bottomFromText="180" w:vertAnchor="margin" w:horzAnchor="margin" w:tblpX="888.0708661417323" w:tblpY="6894.07470703125"/>
+        <w:tblpPr w:leftFromText="180" w:rightFromText="180" w:topFromText="180" w:bottomFromText="180" w:vertAnchor="margin" w:horzAnchor="margin" w:tblpX="1008.0708661417323" w:tblpY="8844.07470703125"/>
         <w:tblW w:w="8805.0" w:type="dxa"/>
         <w:jc w:val="left"/>
         <w:tblLayout w:type="fixed"/>
@@ -1241,7 +1315,7 @@
                 <w:szCs w:val="24"/>
                 <w:rtl w:val="0"/>
               </w:rPr>
-              <w:t xml:space="preserve">• FuelInjectionSystem</w:t>
+              <w:t xml:space="preserve">• Fuel injection system </w:t>
             </w:r>
           </w:p>
           <w:p>
@@ -1343,7 +1417,7 @@
                 <w:szCs w:val="24"/>
                 <w:rtl w:val="0"/>
               </w:rPr>
-              <w:t xml:space="preserve">• ComputationalHardware</w:t>
+              <w:t xml:space="preserve">• Computational hardware</w:t>
             </w:r>
           </w:p>
         </w:tc>
@@ -1546,7 +1620,7 @@
                 <w:szCs w:val="24"/>
                 <w:rtl w:val="0"/>
               </w:rPr>
-              <w:t xml:space="preserve">• OutputBitPattern</w:t>
+              <w:t xml:space="preserve">• Output bit pattern </w:t>
             </w:r>
           </w:p>
         </w:tc>
@@ -2597,6 +2671,201 @@
       </w:pPr>
       <w:r>
         <w:rPr>
+          <w:rtl w:val="0"/>
+        </w:rPr>
+      </w:r>
+    </w:p>
+    <w:p>
+      <w:pPr>
+        <w:rPr>
+          <w:b w:val="1"/>
+          <w:bCs w:val="1"/>
+          <w:sz w:val="26"/>
+          <w:szCs w:val="26"/>
+        </w:rPr>
+      </w:pPr>
+      <w:r>
+        <w:rPr>
+          <w:rtl w:val="0"/>
+        </w:rPr>
+      </w:r>
+    </w:p>
+    <w:p>
+      <w:pPr>
+        <w:rPr>
+          <w:b w:val="1"/>
+          <w:bCs w:val="1"/>
+          <w:sz w:val="26"/>
+          <w:szCs w:val="26"/>
+        </w:rPr>
+      </w:pPr>
+      <w:r>
+        <w:rPr>
+          <w:rtl w:val="0"/>
+        </w:rPr>
+      </w:r>
+    </w:p>
+    <w:p>
+      <w:pPr>
+        <w:rPr>
+          <w:b w:val="1"/>
+          <w:bCs w:val="1"/>
+          <w:sz w:val="26"/>
+          <w:szCs w:val="26"/>
+        </w:rPr>
+      </w:pPr>
+      <w:r>
+        <w:rPr>
+          <w:rtl w:val="0"/>
+        </w:rPr>
+      </w:r>
+    </w:p>
+    <w:p>
+      <w:pPr>
+        <w:rPr>
+          <w:b w:val="1"/>
+          <w:bCs w:val="1"/>
+          <w:sz w:val="26"/>
+          <w:szCs w:val="26"/>
+        </w:rPr>
+      </w:pPr>
+      <w:r>
+        <w:rPr>
+          <w:rtl w:val="0"/>
+        </w:rPr>
+      </w:r>
+    </w:p>
+    <w:p>
+      <w:pPr>
+        <w:rPr>
+          <w:b w:val="1"/>
+          <w:bCs w:val="1"/>
+          <w:sz w:val="26"/>
+          <w:szCs w:val="26"/>
+        </w:rPr>
+      </w:pPr>
+      <w:r>
+        <w:rPr>
+          <w:rtl w:val="0"/>
+        </w:rPr>
+      </w:r>
+    </w:p>
+    <w:p>
+      <w:pPr>
+        <w:rPr>
+          <w:b w:val="1"/>
+          <w:bCs w:val="1"/>
+          <w:sz w:val="26"/>
+          <w:szCs w:val="26"/>
+        </w:rPr>
+      </w:pPr>
+      <w:r>
+        <w:rPr>
+          <w:rtl w:val="0"/>
+        </w:rPr>
+      </w:r>
+    </w:p>
+    <w:p>
+      <w:pPr>
+        <w:rPr>
+          <w:b w:val="1"/>
+          <w:bCs w:val="1"/>
+          <w:sz w:val="26"/>
+          <w:szCs w:val="26"/>
+        </w:rPr>
+      </w:pPr>
+      <w:r>
+        <w:rPr>
+          <w:rtl w:val="0"/>
+        </w:rPr>
+      </w:r>
+    </w:p>
+    <w:p>
+      <w:pPr>
+        <w:rPr>
+          <w:b w:val="1"/>
+          <w:bCs w:val="1"/>
+          <w:sz w:val="26"/>
+          <w:szCs w:val="26"/>
+        </w:rPr>
+      </w:pPr>
+      <w:r>
+        <w:rPr>
+          <w:rtl w:val="0"/>
+        </w:rPr>
+      </w:r>
+    </w:p>
+    <w:p>
+      <w:pPr>
+        <w:rPr>
+          <w:b w:val="1"/>
+          <w:bCs w:val="1"/>
+          <w:sz w:val="26"/>
+          <w:szCs w:val="26"/>
+        </w:rPr>
+      </w:pPr>
+      <w:r>
+        <w:rPr>
+          <w:rtl w:val="0"/>
+        </w:rPr>
+      </w:r>
+    </w:p>
+    <w:p>
+      <w:pPr>
+        <w:rPr>
+          <w:b w:val="1"/>
+          <w:bCs w:val="1"/>
+          <w:sz w:val="26"/>
+          <w:szCs w:val="26"/>
+        </w:rPr>
+      </w:pPr>
+      <w:r>
+        <w:rPr>
+          <w:rtl w:val="0"/>
+        </w:rPr>
+      </w:r>
+    </w:p>
+    <w:p>
+      <w:pPr>
+        <w:rPr>
+          <w:b w:val="1"/>
+          <w:bCs w:val="1"/>
+          <w:sz w:val="26"/>
+          <w:szCs w:val="26"/>
+        </w:rPr>
+      </w:pPr>
+      <w:r>
+        <w:rPr>
+          <w:rtl w:val="0"/>
+        </w:rPr>
+      </w:r>
+    </w:p>
+    <w:p>
+      <w:pPr>
+        <w:rPr>
+          <w:b w:val="1"/>
+          <w:bCs w:val="1"/>
+          <w:sz w:val="26"/>
+          <w:szCs w:val="26"/>
+        </w:rPr>
+      </w:pPr>
+      <w:r>
+        <w:rPr>
+          <w:rtl w:val="0"/>
+        </w:rPr>
+      </w:r>
+    </w:p>
+    <w:p>
+      <w:pPr>
+        <w:rPr>
+          <w:b w:val="1"/>
+          <w:bCs w:val="1"/>
+          <w:sz w:val="26"/>
+          <w:szCs w:val="26"/>
+        </w:rPr>
+      </w:pPr>
+      <w:r>
+        <w:rPr>
           <w:b w:val="1"/>
           <w:bCs w:val="1"/>
           <w:sz w:val="26"/>
@@ -2626,12 +2895,12 @@
           <wp:inline distB="114300" distT="114300" distL="114300" distR="114300">
             <wp:extent cx="6840000" cy="2019300"/>
             <wp:effectExtent b="0" l="0" r="0" t="0"/>
-            <wp:docPr id="1" name="image1.png"/>
+            <wp:docPr id="2" name="image2.png"/>
             <a:graphic>
               <a:graphicData uri="http://schemas.openxmlformats.org/drawingml/2006/picture">
                 <pic:pic>
                   <pic:nvPicPr>
-                    <pic:cNvPr id="0" name="image1.png"/>
+                    <pic:cNvPr id="0" name="image2.png"/>
                     <pic:cNvPicPr preferRelativeResize="0"/>
                   </pic:nvPicPr>
                   <pic:blipFill>
@@ -2708,7 +2977,397 @@
           <w:szCs w:val="26"/>
           <w:rtl w:val="0"/>
         </w:rPr>
-        <w:t xml:space="preserve">5. Inconsistências ocorridas no Protegé raciocinando com o HermiT</w:t>
+        <w:t xml:space="preserve">5. Representação da Ontologia</w:t>
+      </w:r>
+    </w:p>
+    <w:p>
+      <w:pPr>
+        <w:rPr>
+          <w:b w:val="1"/>
+          <w:bCs w:val="1"/>
+          <w:sz w:val="26"/>
+          <w:szCs w:val="26"/>
+        </w:rPr>
+      </w:pPr>
+      <w:r>
+        <w:rPr>
+          <w:rtl w:val="0"/>
+        </w:rPr>
+      </w:r>
+    </w:p>
+    <w:p>
+      <w:pPr>
+        <w:jc w:val="center"/>
+        <w:rPr>
+          <w:b w:val="1"/>
+          <w:bCs w:val="1"/>
+          <w:sz w:val="26"/>
+          <w:szCs w:val="26"/>
+        </w:rPr>
+      </w:pPr>
+      <w:r>
+        <w:rPr>
+          <w:b w:val="1"/>
+          <w:bCs w:val="1"/>
+          <w:sz w:val="26"/>
+          <w:szCs w:val="26"/>
+          <w:rtl w:val="0"/>
+        </w:rPr>
+        <w:t xml:space="preserve">Representação do motor e dos seus processos</w:t>
+      </w:r>
+    </w:p>
+    <w:p>
+      <w:pPr>
+        <w:rPr>
+          <w:b w:val="1"/>
+          <w:bCs w:val="1"/>
+          <w:sz w:val="26"/>
+          <w:szCs w:val="26"/>
+        </w:rPr>
+      </w:pPr>
+      <w:r>
+        <w:rPr>
+          <w:rtl w:val="0"/>
+        </w:rPr>
+      </w:r>
+    </w:p>
+    <w:p>
+      <w:pPr>
+        <w:jc w:val="center"/>
+        <w:rPr>
+          <w:b w:val="1"/>
+          <w:bCs w:val="1"/>
+          <w:sz w:val="26"/>
+          <w:szCs w:val="26"/>
+        </w:rPr>
+      </w:pPr>
+      <w:r>
+        <w:rPr>
+          <w:b w:val="1"/>
+          <w:bCs w:val="1"/>
+          <w:sz w:val="26"/>
+          <w:szCs w:val="26"/>
+        </w:rPr>
+        <w:drawing>
+          <wp:inline distB="114300" distT="114300" distL="114300" distR="114300">
+            <wp:extent cx="5692613" cy="5333079"/>
+            <wp:effectExtent b="0" l="0" r="0" t="0"/>
+            <wp:docPr id="5" name="image4.png"/>
+            <a:graphic>
+              <a:graphicData uri="http://schemas.openxmlformats.org/drawingml/2006/picture">
+                <pic:pic>
+                  <pic:nvPicPr>
+                    <pic:cNvPr id="0" name="image4.png"/>
+                    <pic:cNvPicPr preferRelativeResize="0"/>
+                  </pic:nvPicPr>
+                  <pic:blipFill>
+                    <a:blip r:embed="rId7"/>
+                    <a:srcRect b="0" l="0" r="0" t="0"/>
+                    <a:stretch>
+                      <a:fillRect/>
+                    </a:stretch>
+                  </pic:blipFill>
+                  <pic:spPr>
+                    <a:xfrm>
+                      <a:off x="0" y="0"/>
+                      <a:ext cx="5692613" cy="5333079"/>
+                    </a:xfrm>
+                    <a:prstGeom prst="rect"/>
+                    <a:ln/>
+                  </pic:spPr>
+                </pic:pic>
+              </a:graphicData>
+            </a:graphic>
+          </wp:inline>
+        </w:drawing>
+      </w:r>
+      <w:r>
+        <w:rPr>
+          <w:rtl w:val="0"/>
+        </w:rPr>
+      </w:r>
+    </w:p>
+    <w:p>
+      <w:pPr>
+        <w:jc w:val="center"/>
+        <w:rPr>
+          <w:b w:val="1"/>
+          <w:bCs w:val="1"/>
+          <w:sz w:val="26"/>
+          <w:szCs w:val="26"/>
+        </w:rPr>
+      </w:pPr>
+      <w:r>
+        <w:rPr>
+          <w:rtl w:val="0"/>
+        </w:rPr>
+      </w:r>
+    </w:p>
+    <w:p>
+      <w:pPr>
+        <w:jc w:val="center"/>
+        <w:rPr>
+          <w:b w:val="1"/>
+          <w:bCs w:val="1"/>
+          <w:sz w:val="26"/>
+          <w:szCs w:val="26"/>
+        </w:rPr>
+      </w:pPr>
+      <w:r>
+        <w:rPr>
+          <w:rtl w:val="0"/>
+        </w:rPr>
+      </w:r>
+    </w:p>
+    <w:p>
+      <w:pPr>
+        <w:rPr>
+          <w:b w:val="1"/>
+          <w:bCs w:val="1"/>
+          <w:sz w:val="26"/>
+          <w:szCs w:val="26"/>
+        </w:rPr>
+      </w:pPr>
+      <w:r>
+        <w:rPr>
+          <w:rtl w:val="0"/>
+        </w:rPr>
+      </w:r>
+    </w:p>
+    <w:p>
+      <w:pPr>
+        <w:jc w:val="center"/>
+        <w:rPr>
+          <w:b w:val="1"/>
+          <w:bCs w:val="1"/>
+          <w:sz w:val="26"/>
+          <w:szCs w:val="26"/>
+        </w:rPr>
+      </w:pPr>
+      <w:r>
+        <w:rPr>
+          <w:rtl w:val="0"/>
+        </w:rPr>
+      </w:r>
+    </w:p>
+    <w:p>
+      <w:pPr>
+        <w:jc w:val="center"/>
+        <w:rPr>
+          <w:b w:val="1"/>
+          <w:bCs w:val="1"/>
+          <w:sz w:val="26"/>
+          <w:szCs w:val="26"/>
+        </w:rPr>
+      </w:pPr>
+      <w:r>
+        <w:rPr>
+          <w:b w:val="1"/>
+          <w:bCs w:val="1"/>
+          <w:sz w:val="26"/>
+          <w:szCs w:val="26"/>
+          <w:rtl w:val="0"/>
+        </w:rPr>
+        <w:t xml:space="preserve">Representação dos sensores e dados</w:t>
+      </w:r>
+    </w:p>
+    <w:p>
+      <w:pPr>
+        <w:jc w:val="center"/>
+        <w:rPr>
+          <w:b w:val="1"/>
+          <w:bCs w:val="1"/>
+          <w:sz w:val="26"/>
+          <w:szCs w:val="26"/>
+        </w:rPr>
+      </w:pPr>
+      <w:r>
+        <w:rPr>
+          <w:rtl w:val="0"/>
+        </w:rPr>
+      </w:r>
+    </w:p>
+    <w:p>
+      <w:pPr>
+        <w:jc w:val="center"/>
+        <w:rPr>
+          <w:b w:val="1"/>
+          <w:bCs w:val="1"/>
+          <w:sz w:val="26"/>
+          <w:szCs w:val="26"/>
+        </w:rPr>
+      </w:pPr>
+      <w:r>
+        <w:rPr>
+          <w:b w:val="1"/>
+          <w:bCs w:val="1"/>
+          <w:sz w:val="26"/>
+          <w:szCs w:val="26"/>
+        </w:rPr>
+        <w:drawing>
+          <wp:inline distB="114300" distT="114300" distL="114300" distR="114300">
+            <wp:extent cx="5435438" cy="4093564"/>
+            <wp:effectExtent b="0" l="0" r="0" t="0"/>
+            <wp:docPr id="1" name="image3.png"/>
+            <a:graphic>
+              <a:graphicData uri="http://schemas.openxmlformats.org/drawingml/2006/picture">
+                <pic:pic>
+                  <pic:nvPicPr>
+                    <pic:cNvPr id="0" name="image3.png"/>
+                    <pic:cNvPicPr preferRelativeResize="0"/>
+                  </pic:nvPicPr>
+                  <pic:blipFill>
+                    <a:blip r:embed="rId8"/>
+                    <a:srcRect b="0" l="0" r="0" t="0"/>
+                    <a:stretch>
+                      <a:fillRect/>
+                    </a:stretch>
+                  </pic:blipFill>
+                  <pic:spPr>
+                    <a:xfrm>
+                      <a:off x="0" y="0"/>
+                      <a:ext cx="5435438" cy="4093564"/>
+                    </a:xfrm>
+                    <a:prstGeom prst="rect"/>
+                    <a:ln/>
+                  </pic:spPr>
+                </pic:pic>
+              </a:graphicData>
+            </a:graphic>
+          </wp:inline>
+        </w:drawing>
+      </w:r>
+      <w:r>
+        <w:rPr>
+          <w:rtl w:val="0"/>
+        </w:rPr>
+      </w:r>
+    </w:p>
+    <w:p>
+      <w:pPr>
+        <w:rPr>
+          <w:b w:val="1"/>
+          <w:bCs w:val="1"/>
+          <w:sz w:val="26"/>
+          <w:szCs w:val="26"/>
+        </w:rPr>
+      </w:pPr>
+      <w:r>
+        <w:rPr>
+          <w:rtl w:val="0"/>
+        </w:rPr>
+      </w:r>
+    </w:p>
+    <w:p>
+      <w:pPr>
+        <w:jc w:val="center"/>
+        <w:rPr>
+          <w:b w:val="1"/>
+          <w:bCs w:val="1"/>
+          <w:sz w:val="26"/>
+          <w:szCs w:val="26"/>
+        </w:rPr>
+      </w:pPr>
+      <w:r>
+        <w:rPr>
+          <w:b w:val="1"/>
+          <w:bCs w:val="1"/>
+          <w:sz w:val="26"/>
+          <w:szCs w:val="26"/>
+          <w:rtl w:val="0"/>
+        </w:rPr>
+        <w:t xml:space="preserve">Representação da Inferência por Machine Learning</w:t>
+      </w:r>
+    </w:p>
+    <w:p>
+      <w:pPr>
+        <w:jc w:val="center"/>
+        <w:rPr>
+          <w:b w:val="1"/>
+          <w:bCs w:val="1"/>
+          <w:sz w:val="26"/>
+          <w:szCs w:val="26"/>
+        </w:rPr>
+      </w:pPr>
+      <w:r>
+        <w:rPr>
+          <w:b w:val="1"/>
+          <w:bCs w:val="1"/>
+          <w:sz w:val="26"/>
+          <w:szCs w:val="26"/>
+        </w:rPr>
+        <w:drawing>
+          <wp:inline distB="114300" distT="114300" distL="114300" distR="114300">
+            <wp:extent cx="6391911" cy="4064856"/>
+            <wp:effectExtent b="0" l="0" r="0" t="0"/>
+            <wp:docPr id="3" name="image5.png"/>
+            <a:graphic>
+              <a:graphicData uri="http://schemas.openxmlformats.org/drawingml/2006/picture">
+                <pic:pic>
+                  <pic:nvPicPr>
+                    <pic:cNvPr id="0" name="image5.png"/>
+                    <pic:cNvPicPr preferRelativeResize="0"/>
+                  </pic:nvPicPr>
+                  <pic:blipFill>
+                    <a:blip r:embed="rId9"/>
+                    <a:srcRect b="0" l="0" r="0" t="0"/>
+                    <a:stretch>
+                      <a:fillRect/>
+                    </a:stretch>
+                  </pic:blipFill>
+                  <pic:spPr>
+                    <a:xfrm>
+                      <a:off x="0" y="0"/>
+                      <a:ext cx="6391911" cy="4064856"/>
+                    </a:xfrm>
+                    <a:prstGeom prst="rect"/>
+                    <a:ln/>
+                  </pic:spPr>
+                </pic:pic>
+              </a:graphicData>
+            </a:graphic>
+          </wp:inline>
+        </w:drawing>
+      </w:r>
+      <w:r>
+        <w:rPr>
+          <w:rtl w:val="0"/>
+        </w:rPr>
+      </w:r>
+    </w:p>
+    <w:p>
+      <w:pPr>
+        <w:rPr>
+          <w:b w:val="1"/>
+          <w:bCs w:val="1"/>
+          <w:sz w:val="26"/>
+          <w:szCs w:val="26"/>
+        </w:rPr>
+      </w:pPr>
+      <w:r>
+        <w:rPr>
+          <w:rtl w:val="0"/>
+        </w:rPr>
+      </w:r>
+    </w:p>
+    <w:p>
+      <w:pPr>
+        <w:rPr>
+          <w:b w:val="1"/>
+          <w:bCs w:val="1"/>
+          <w:sz w:val="26"/>
+          <w:szCs w:val="26"/>
+        </w:rPr>
+      </w:pPr>
+      <w:r>
+        <w:rPr>
+          <w:b w:val="1"/>
+          <w:bCs w:val="1"/>
+          <w:sz w:val="26"/>
+          <w:szCs w:val="26"/>
+          <w:rtl w:val="0"/>
+        </w:rPr>
+        <w:t xml:space="preserve">6. Inconsistências ocorridas no Protegé raciocinando com o HermiT</w:t>
       </w:r>
     </w:p>
     <w:p>
@@ -2781,8 +3440,79 @@
         <w:t xml:space="preserve">, permitindo a correta inferência do modelo sem violações das regras do raciocinador.</w:t>
       </w:r>
     </w:p>
+    <w:p>
+      <w:pPr>
+        <w:jc w:val="both"/>
+        <w:rPr>
+          <w:sz w:val="24"/>
+          <w:szCs w:val="24"/>
+        </w:rPr>
+      </w:pPr>
+      <w:r>
+        <w:rPr>
+          <w:sz w:val="24"/>
+          <w:szCs w:val="24"/>
+          <w:rtl w:val="0"/>
+        </w:rPr>
+        <w:tab/>
+        <w:t xml:space="preserve">Após estas correções, o raciocinador rodou sem erros:</w:t>
+      </w:r>
+    </w:p>
+    <w:p>
+      <w:pPr>
+        <w:jc w:val="center"/>
+        <w:rPr>
+          <w:sz w:val="24"/>
+          <w:szCs w:val="24"/>
+        </w:rPr>
+      </w:pPr>
+      <w:r>
+        <w:rPr>
+          <w:sz w:val="24"/>
+          <w:szCs w:val="24"/>
+        </w:rPr>
+        <w:drawing>
+          <wp:inline distB="114300" distT="114300" distL="114300" distR="114300">
+            <wp:extent cx="5347066" cy="4401276"/>
+            <wp:effectExtent b="0" l="0" r="0" t="0"/>
+            <wp:docPr id="4" name="image1.png"/>
+            <a:graphic>
+              <a:graphicData uri="http://schemas.openxmlformats.org/drawingml/2006/picture">
+                <pic:pic>
+                  <pic:nvPicPr>
+                    <pic:cNvPr id="0" name="image1.png"/>
+                    <pic:cNvPicPr preferRelativeResize="0"/>
+                  </pic:nvPicPr>
+                  <pic:blipFill>
+                    <a:blip r:embed="rId10"/>
+                    <a:srcRect b="0" l="0" r="0" t="0"/>
+                    <a:stretch>
+                      <a:fillRect/>
+                    </a:stretch>
+                  </pic:blipFill>
+                  <pic:spPr>
+                    <a:xfrm>
+                      <a:off x="0" y="0"/>
+                      <a:ext cx="5347066" cy="4401276"/>
+                    </a:xfrm>
+                    <a:prstGeom prst="rect"/>
+                    <a:ln/>
+                  </pic:spPr>
+                </pic:pic>
+              </a:graphicData>
+            </a:graphic>
+          </wp:inline>
+        </w:drawing>
+      </w:r>
+      <w:r>
+        <w:rPr>
+          <w:rtl w:val="0"/>
+        </w:rPr>
+      </w:r>
+    </w:p>
     <w:sectPr>
-      <w:headerReference r:id="rId7" w:type="default"/>
+      <w:headerReference r:id="rId11" w:type="default"/>
+      <w:type w:val="nextPage"/>
       <w:pgSz w:h="16834" w:w="11909" w:orient="portrait"/>
       <w:pgMar w:bottom="566.9291338582677" w:top="566.9291338582677" w:left="566.9291338582677" w:right="566.9291338582677" w:header="720" w:footer="720"/>
       <w:pgNumType w:start="1"/>
